--- a/RECOLECION_INF/Primer plano.docx
+++ b/RECOLECION_INF/Primer plano.docx
@@ -19,7 +19,15 @@
     </w:p>
     <w:p>
       <w:r>
-        <w:t>Recolectar información sobre las necesidades, experiencias y opiniones de las personas respecto a la pérdida de mascotas y objetos, con el fin de diseñar un sitio web que facilite su búsqueda y recuperación.</w:t>
+        <w:t xml:space="preserve">Recolectar información sobre las necesidades, experiencias y opiniones de las personas respecto a la pérdida de </w:t>
+      </w:r>
+      <w:proofErr w:type="gramStart"/>
+      <w:r>
+        <w:t>mascotas ,</w:t>
+      </w:r>
+      <w:proofErr w:type="gramEnd"/>
+      <w:r>
+        <w:t xml:space="preserve"> con el fin de diseñar un sitio web que facilite su búsqueda y recuperación.</w:t>
       </w:r>
     </w:p>
     <w:p>
@@ -355,38 +363,8 @@
     <w:p>
       <w:pPr>
         <w:pStyle w:val="Prrafodelista"/>
-        <w:numPr>
-          <w:ilvl w:val="0"/>
-          <w:numId w:val="9"/>
-        </w:numPr>
-      </w:pPr>
-      <w:r>
-        <w:t>¿Alguna vez has perdido un objeto importante?</w:t>
-      </w:r>
-    </w:p>
-    <w:p>
-      <w:pPr>
-        <w:pStyle w:val="Prrafodelista"/>
-        <w:numPr>
-          <w:ilvl w:val="0"/>
-          <w:numId w:val="13"/>
-        </w:numPr>
-      </w:pPr>
-      <w:r>
-        <w:t>Sí</w:t>
-      </w:r>
-    </w:p>
-    <w:p>
-      <w:pPr>
-        <w:pStyle w:val="Prrafodelista"/>
-        <w:numPr>
-          <w:ilvl w:val="0"/>
-          <w:numId w:val="13"/>
-        </w:numPr>
-      </w:pPr>
-      <w:r>
-        <w:t>No</w:t>
-      </w:r>
+        <w:ind w:left="1080"/>
+      </w:pPr>
     </w:p>
     <w:p>
       <w:pPr>
@@ -397,80 +375,13 @@
         </w:numPr>
       </w:pPr>
       <w:r>
-        <w:t>¿Qué tipo de objeto has perdido?</w:t>
-      </w:r>
-    </w:p>
-    <w:p>
-      <w:pPr>
-        <w:pStyle w:val="Prrafodelista"/>
-        <w:numPr>
-          <w:ilvl w:val="0"/>
-          <w:numId w:val="14"/>
-        </w:numPr>
-      </w:pPr>
-      <w:r>
-        <w:t>Documentos</w:t>
-      </w:r>
-    </w:p>
-    <w:p>
-      <w:pPr>
-        <w:pStyle w:val="Prrafodelista"/>
-        <w:numPr>
-          <w:ilvl w:val="0"/>
-          <w:numId w:val="14"/>
-        </w:numPr>
-      </w:pPr>
-      <w:r>
-        <w:lastRenderedPageBreak/>
-        <w:t>Llaves</w:t>
-      </w:r>
-    </w:p>
-    <w:p>
-      <w:pPr>
-        <w:pStyle w:val="Prrafodelista"/>
-        <w:numPr>
-          <w:ilvl w:val="0"/>
-          <w:numId w:val="14"/>
-        </w:numPr>
-      </w:pPr>
-      <w:r>
-        <w:t>Celular</w:t>
-      </w:r>
-    </w:p>
-    <w:p>
-      <w:pPr>
-        <w:pStyle w:val="Prrafodelista"/>
-        <w:numPr>
-          <w:ilvl w:val="0"/>
-          <w:numId w:val="14"/>
-        </w:numPr>
-      </w:pPr>
-      <w:r>
-        <w:t>Billetera</w:t>
-      </w:r>
-    </w:p>
-    <w:p>
-      <w:pPr>
-        <w:pStyle w:val="Prrafodelista"/>
-        <w:numPr>
-          <w:ilvl w:val="0"/>
-          <w:numId w:val="14"/>
-        </w:numPr>
-      </w:pPr>
-      <w:r>
-        <w:t>Otro</w:t>
-      </w:r>
-    </w:p>
-    <w:p>
-      <w:pPr>
-        <w:pStyle w:val="Prrafodelista"/>
-        <w:numPr>
-          <w:ilvl w:val="0"/>
-          <w:numId w:val="9"/>
-        </w:numPr>
-      </w:pPr>
-      <w:r>
-        <w:t>¿Qué métodos utilizaste para intentar recuperarlo?</w:t>
+        <w:t>¿Qué métodos utilizaste para intentar recuperarl</w:t>
+      </w:r>
+      <w:r>
+        <w:t>a</w:t>
+      </w:r>
+      <w:r>
+        <w:t>?</w:t>
       </w:r>
     </w:p>
     <w:p>
@@ -518,6 +429,7 @@
         </w:numPr>
       </w:pPr>
       <w:r>
+        <w:lastRenderedPageBreak/>
         <w:t>Plataformas web</w:t>
       </w:r>
     </w:p>
@@ -575,48 +487,6 @@
         <w:numPr>
           <w:ilvl w:val="0"/>
           <w:numId w:val="17"/>
-        </w:numPr>
-      </w:pPr>
-      <w:r>
-        <w:t>No</w:t>
-      </w:r>
-    </w:p>
-    <w:p>
-      <w:pPr>
-        <w:pStyle w:val="Prrafodelista"/>
-        <w:numPr>
-          <w:ilvl w:val="0"/>
-          <w:numId w:val="18"/>
-        </w:numPr>
-      </w:pPr>
-      <w:r>
-        <w:t xml:space="preserve">¿Considera útil una plataforma web para reportar </w:t>
-      </w:r>
-      <w:r>
-        <w:t>objetos</w:t>
-      </w:r>
-      <w:r>
-        <w:t xml:space="preserve"> perdidas?</w:t>
-      </w:r>
-    </w:p>
-    <w:p>
-      <w:pPr>
-        <w:pStyle w:val="Prrafodelista"/>
-        <w:numPr>
-          <w:ilvl w:val="0"/>
-          <w:numId w:val="19"/>
-        </w:numPr>
-      </w:pPr>
-      <w:r>
-        <w:t>Si</w:t>
-      </w:r>
-    </w:p>
-    <w:p>
-      <w:pPr>
-        <w:pStyle w:val="Prrafodelista"/>
-        <w:numPr>
-          <w:ilvl w:val="0"/>
-          <w:numId w:val="19"/>
         </w:numPr>
       </w:pPr>
       <w:r>
@@ -797,7 +667,55 @@
           <w:lang w:eastAsia="es-CO"/>
           <w14:ligatures w14:val="none"/>
         </w:rPr>
-        <w:t>Tu opinión es muy importante para el desarrollo de nuestra plataforma web de ayuda comunitaria para la recuperación de mascotas y objetos perdidos.</w:t>
+        <w:t>Tu opinión es muy importante para el desarrollo de nuestra plataforma web de ayuda comunitaria para la recuperación de mascotas</w:t>
+      </w:r>
+      <w:r>
+        <w:rPr>
+          <w:rFonts w:ascii="Roboto" w:eastAsia="Times New Roman" w:hAnsi="Roboto" w:cs="Times New Roman"/>
+          <w:color w:val="1F1F1F"/>
+          <w:kern w:val="0"/>
+          <w:sz w:val="22"/>
+          <w:szCs w:val="22"/>
+          <w:lang w:eastAsia="es-CO"/>
+          <w14:ligatures w14:val="none"/>
+        </w:rPr>
+        <w:t xml:space="preserve"> </w:t>
+      </w:r>
+      <w:r>
+        <w:rPr>
+          <w:rFonts w:ascii="Roboto" w:eastAsia="Times New Roman" w:hAnsi="Roboto" w:cs="Times New Roman"/>
+          <w:color w:val="1F1F1F"/>
+          <w:kern w:val="0"/>
+          <w:sz w:val="22"/>
+          <w:szCs w:val="22"/>
+          <w:lang w:eastAsia="es-CO"/>
+          <w14:ligatures w14:val="none"/>
+        </w:rPr>
+        <w:t>perdid</w:t>
+      </w:r>
+      <w:r>
+        <w:rPr>
+          <w:rFonts w:ascii="Roboto" w:eastAsia="Times New Roman" w:hAnsi="Roboto" w:cs="Times New Roman"/>
+          <w:color w:val="1F1F1F"/>
+          <w:kern w:val="0"/>
+          <w:sz w:val="22"/>
+          <w:szCs w:val="22"/>
+          <w:lang w:eastAsia="es-CO"/>
+          <w14:ligatures w14:val="none"/>
+        </w:rPr>
+        <w:t>as</w:t>
+      </w:r>
+      <w:r>
+        <w:rPr>
+          <w:rFonts w:ascii="Roboto" w:eastAsia="Times New Roman" w:hAnsi="Roboto" w:cs="Times New Roman"/>
+          <w:color w:val="1F1F1F"/>
+          <w:kern w:val="0"/>
+          <w:sz w:val="22"/>
+          <w:szCs w:val="22"/>
+          <w:lang w:eastAsia="es-CO"/>
+          <w14:ligatures w14:val="none"/>
+        </w:rPr>
+        <w:t>.</w:t>
       </w:r>
     </w:p>
     <w:p/>
@@ -830,19 +748,7 @@
           <w:rPr>
             <w:rStyle w:val="Hipervnculo"/>
           </w:rPr>
-          <w:t>https://docs.google.com/forms/d/e/1FAIpQLScFfsvZmyo7sVmv3t4RV_HCwFm8vUaxhkieaiKpfWxTDmaO3g/viewform?</w:t>
-        </w:r>
-        <w:r>
-          <w:rPr>
-            <w:rStyle w:val="Hipervnculo"/>
-          </w:rPr>
-          <w:t>u</w:t>
-        </w:r>
-        <w:r>
-          <w:rPr>
-            <w:rStyle w:val="Hipervnculo"/>
-          </w:rPr>
-          <w:t>sp=preview</w:t>
+          <w:t>https://docs.google.com/forms/d/e/1FAIpQLScFfsvZmyo7sVmv3t4RV_HCwFm8vUaxhkieaiKpfWxTDmaO3g/viewform?usp=preview</w:t>
         </w:r>
       </w:hyperlink>
     </w:p>

--- a/RECOLECION_INF/Primer plano.docx
+++ b/RECOLECION_INF/Primer plano.docx
@@ -19,15 +19,7 @@
     </w:p>
     <w:p>
       <w:r>
-        <w:t xml:space="preserve">Recolectar información sobre las necesidades, experiencias y opiniones de las personas respecto a la pérdida de </w:t>
-      </w:r>
-      <w:proofErr w:type="gramStart"/>
-      <w:r>
-        <w:t>mascotas ,</w:t>
-      </w:r>
-      <w:proofErr w:type="gramEnd"/>
-      <w:r>
-        <w:t xml:space="preserve"> con el fin de diseñar un sitio web que facilite su búsqueda y recuperación.</w:t>
+        <w:t>Recolectar información sobre las necesidades, experiencias y opiniones de las personas respecto a la pérdida de mascotas, con el fin de diseñar un sitio web que facilite su búsqueda y recuperación.</w:t>
       </w:r>
     </w:p>
     <w:p>
